--- a/HNKS26CNTT3_Nhap-Mon-CNTT_Session06_Ex01.docx
+++ b/HNKS26CNTT3_Nhap-Mon-CNTT_Session06_Ex01.docx
@@ -15,17 +15,31 @@
     </w:p>
     <w:p>
       <w:pPr>
-        <w:rPr/>
-      </w:pPr>
-      <w:r>
-        <w:rPr>
-          <w:rtl w:val="0"/>
-        </w:rPr>
-        <w:t xml:space="preserve">- Lí do: cat dùng để xem toàn bộ file khiến máy bị quá tải, khiến máy bị treo</w:t>
-      </w:r>
-    </w:p>
-    <w:p>
-      <w:pPr>
+        <w:ind w:left="0" w:firstLine="0"/>
+        <w:rPr/>
+      </w:pPr>
+      <w:r>
+        <w:rPr>
+          <w:rtl w:val="0"/>
+        </w:rPr>
+        <w:t xml:space="preserve">- Lí do: khi mở 1 file lớn làm quá tải hệ thống ram khiến cho ứng dụng bị nghẽn, từ đó hệ thống windown không thể nhận diện được ứng dụng dẫn đến lỗi “Not Responding” </w:t>
+      </w:r>
+    </w:p>
+    <w:p>
+      <w:pPr>
+        <w:ind w:left="0" w:firstLine="0"/>
+        <w:rPr/>
+      </w:pPr>
+      <w:r>
+        <w:rPr>
+          <w:rtl w:val="0"/>
+        </w:rPr>
+        <w:t xml:space="preserve">- Lí do: vì cmd là phiên bản cũ, không có tích hợp câu lệnh cat như powershell nên không thể sử dụng</w:t>
+      </w:r>
+    </w:p>
+    <w:p>
+      <w:pPr>
+        <w:ind w:left="0" w:firstLine="0"/>
         <w:rPr/>
       </w:pPr>
       <w:r>
@@ -44,7 +58,7 @@
         <w:rPr>
           <w:rtl w:val="0"/>
         </w:rPr>
-        <w:t xml:space="preserve">- Get-Content .\server_log_500MB.log | more</w:t>
+        <w:t xml:space="preserve">- Get-Content “server_log_800MB.log”</w:t>
       </w:r>
     </w:p>
     <w:p>
@@ -56,7 +70,18 @@
         <w:rPr>
           <w:rtl w:val="0"/>
         </w:rPr>
-        <w:t xml:space="preserve">- Select-String -Tail 10</w:t>
+        <w:t xml:space="preserve">- Get-Content “server_log_800MB.log” -Tail 10</w:t>
+      </w:r>
+    </w:p>
+    <w:p>
+      <w:pPr>
+        <w:ind w:left="0" w:firstLine="0"/>
+        <w:rPr/>
+      </w:pPr>
+      <w:r>
+        <w:rPr>
+          <w:rtl w:val="0"/>
+        </w:rPr>
       </w:r>
     </w:p>
     <w:sectPr>
